--- a/Files/06 - Yom Tov/16 - 10 Teves/5785/10 Teves 5785.docx
+++ b/Files/06 - Yom Tov/16 - 10 Teves/5785/10 Teves 5785.docx
@@ -96,7 +96,33 @@
         <w:rPr>
           <w:rFonts w:ascii="Times New Roman" w:hAnsi="Times New Roman" w:cs="Times New Roman"/>
         </w:rPr>
-        <w:t xml:space="preserve"> Elimelech Biderman,</w:t>
+        <w:t xml:space="preserve"> Elimelech Biderman</w:t>
+      </w:r>
+      <w:r>
+        <w:rPr>
+          <w:rFonts w:ascii="Times New Roman" w:hAnsi="Times New Roman" w:cs="Times New Roman"/>
+        </w:rPr>
+        <w:t xml:space="preserve"> (</w:t>
+      </w:r>
+      <w:r>
+        <w:rPr>
+          <w:rFonts w:ascii="Times New Roman" w:hAnsi="Times New Roman" w:cs="Times New Roman"/>
+          <w:i/>
+          <w:iCs/>
+        </w:rPr>
+        <w:t>Around the Year with Reb Meilech</w:t>
+      </w:r>
+      <w:r>
+        <w:rPr>
+          <w:rFonts w:ascii="Times New Roman" w:hAnsi="Times New Roman" w:cs="Times New Roman"/>
+        </w:rPr>
+        <w:t>. Permission granted by ArtScroll / Mesorah Publications)</w:t>
+      </w:r>
+      <w:r>
+        <w:rPr>
+          <w:rFonts w:ascii="Times New Roman" w:hAnsi="Times New Roman" w:cs="Times New Roman"/>
+        </w:rPr>
+        <w:t>,</w:t>
       </w:r>
       <w:r>
         <w:rPr>
